--- a/legal/Aurora-Terms-of-Service.docx
+++ b/legal/Aurora-Terms-of-Service.docx
@@ -75,7 +75,7 @@
     </w:p>
     <w:p>
       <w:r>
-        <w:t>Operator contact: Jai Akash, No. 91, Maha Vishnu Nagar, Arakkonam Road, SS Nagar Post, Tiruttani – 631211, Tamil Nadu, India. General and legal notices: nvexis14@gmail.com.</w:t>
+        <w:t>Operator contact: nvexis14@gmail.com.</w:t>
       </w:r>
     </w:p>
     <w:p>
